--- a/document_templates/russian_library/Исковые_заявления/Семейные_споры/шаблон_Исковое_заявление_о_взыскании_алиментов_на_супруга.docx
+++ b/document_templates/russian_library/Исковые_заявления/Семейные_споры/шаблон_Исковое_заявление_о_взыскании_алиментов_на_супруга.docx
@@ -28,7 +28,7 @@
           <w:szCs w:val="24"/>
           <w:lang w:val="en-US"/>
         </w:rPr>
-        <w:t xml:space="preserve">{{ w_t_w_r_w_prooferr_w_type_spellstart_w_r_w_rsidr_002c0e73_w_rpr_w_rfonts_w_ascii_times_new_roman_w_hansi_times_new_roman_w_cs_times_new_roman_w_sz_w_val_24_w_szcs_w_val_24_w_lang_w_val_en_us_w_rpr_w_t_court_name_w_t_w_r_w_prooferr_w_type_spellend_w_r_w_rsidr_002c0e73_w_rpr_w_rfonts_w_ascii_times_new_roman_w_hansi_times_new_roman_w_cs_times_new_roman_w_sz_w_val_24_w_szcs_w_val_24_w_lang_w_val_en_us_w_rpr_w_t_xml_space_preserve }}</w:t>
+        <w:t xml:space="preserve">{{ court_name }}</w:t>
       </w:r>
     </w:p>
     <w:p>
@@ -42,15 +42,14 @@
           <w:lang w:val="en-US"/>
         </w:rPr>
       </w:pPr>
-      <w:proofErr w:type="gramStart"/>
-      <w:r>
-        <w:rPr>
-          <w:rFonts w:ascii="Times New Roman" w:hAnsi="Times New Roman" w:cs="Times New Roman"/>
-          <w:sz w:val="24"/>
-          <w:szCs w:val="24"/>
-          <w:lang w:val="en-US"/>
-        </w:rPr>
-        <w:t xml:space="preserve">{{ w_t_w_r_w_prooferr_w_type_spellstart_w_r_w_rpr_w_rfonts_w_ascii_times_new_roman_w_hansi_times_new_roman_w_cs_times_new_roman_w_sz_w_val_24_w_szcs_w_val_24_w_lang_w_val_en_us_w_rpr_w_t_court_w_t_w_r_w_prooferr_w_type_gramend_w_r_w_rpr_w_rfonts_w_ascii_times_new_roman_w_hansi_times_new_roman_w_cs_times_new_roman_w_sz_w_val_24_w_szcs_w_val_24_w_lang_w_val_en_us_w_rpr_w_t_address_w_t_w_r_w_prooferr_w_type_spellend_w_r_w_rpr_w_rfonts_w_ascii_times_new_roman_w_hansi_times_new_roman_w_cs_times_new_roman_w_sz_w_val_24_w_szcs_w_val_24_w_lang_w_val_en_us_w_rpr_w_t_xml_space_preserve }}</w:t>
+      <w:r>
+        <w:rPr>
+          <w:rFonts w:ascii="Times New Roman" w:hAnsi="Times New Roman" w:cs="Times New Roman"/>
+          <w:sz w:val="24"/>
+          <w:szCs w:val="24"/>
+          <w:lang w:val="en-US"/>
+        </w:rPr>
+        <w:t xml:space="preserve">{{ court_address }}</w:t>
       </w:r>
     </w:p>
     <w:p>
@@ -134,7 +133,7 @@
           <w:szCs w:val="24"/>
           <w:lang w:val="en-US"/>
         </w:rPr>
-        <w:t xml:space="preserve">: {{ w_t_w_r_w_prooferr_w_type_spellstart_w_r_w_rpr_w_rfonts_w_ascii_times_new_roman_w_hansi_times_new_roman_w_cs_times_new_roman_w_sz_w_val_24_w_szcs_w_val_24_w_lang_w_val_en_us_w_rpr_w_t_plaintiff_registration_address_w_t_w_r_w_prooferr_w_type_spellend_w_r_w_rpr_w_rfonts_w_ascii_times_new_roman_w_hansi_times_new_roman_w_cs_times_new_roman_w_sz_w_val_24_w_szcs_w_val_24_w_lang_w_val_en_us_w_rpr_w_t_xml_space_preserve }}</w:t>
+        <w:t xml:space="preserve">: {{ plaintiff_registration_address }}</w:t>
       </w:r>
     </w:p>
     <w:p>
@@ -163,7 +162,7 @@
           <w:szCs w:val="24"/>
           <w:lang w:val="en-US"/>
         </w:rPr>
-        <w:t xml:space="preserve">: {{ w_t_w_r_w_prooferr_w_type_spellstart_w_r_w_rpr_w_rfonts_w_ascii_times_new_roman_w_hansi_times_new_roman_w_cs_times_new_roman_w_sz_w_val_24_w_szcs_w_val_24_w_lang_w_val_en_us_w_rpr_w_t_passport_w_t_w_r_w_r_w_rsidrpr_00cd328c_w_rpr_w_rfonts_w_ascii_times_new_roman_w_hansi_times_new_roman_w_cs_times_new_roman_w_sz_w_val_24_w_szcs_w_val_24_w_lang_w_val_en_us_w_rpr_w_t_w_t_w_r_w_r_w_rpr_w_rfonts_w_ascii_times_new_roman_w_hansi_times_new_roman_w_cs_times_new_roman_w_sz_w_val_24_w_szcs_w_val_24_w_lang_w_val_en_us_w_rpr_w_t_plaintiff_w_t_w_r_w_prooferr_w_type_spellend_w_r_w_rsidrpr_00cd328c_w_rpr_w_rfonts_w_ascii_times_new_roman_w_hansi_times_new_roman_w_cs_times_new_roman_w_sz_w_val_24_w_szcs_w_val_24_w_lang_w_val_en_us_w_rpr_w_t_xml_space_preserve }}</w:t>
+        <w:t xml:space="preserve">: {{ passport_plaintiff }}</w:t>
       </w:r>
     </w:p>
     <w:p>
@@ -201,7 +200,7 @@
           <w:szCs w:val="24"/>
           <w:lang w:val="en-US"/>
         </w:rPr>
-        <w:t xml:space="preserve">{{ w_t_w_r_w_r_w_rsidr_002c0e73_w_rpr_w_rfonts_w_ascii_times_new_roman_w_hansi_times_new_roman_w_cs_times_new_roman_w_sz_w_val_24_w_szcs_w_val_24_w_lang_w_val_en_us_w_rpr_w_t_defendant_w_t_w_r_w_r_w_rsidr_002c0e73_w_rsidrpr_00cd328c_w_rpr_w_rfonts_w_ascii_times_new_roman_w_hansi_times_new_roman_w_cs_times_new_roman_w_sz_w_val_24_w_szcs_w_val_24_w_lang_w_val_en_us_w_rpr_w_t_xml_space_preserve }}</w:t>
+        <w:t xml:space="preserve">{{ defendant }}</w:t>
       </w:r>
     </w:p>
     <w:p>
@@ -256,7 +255,7 @@
           <w:szCs w:val="24"/>
           <w:lang w:val="en-US"/>
         </w:rPr>
-        <w:t xml:space="preserve">{{ w_t_w_r_w_prooferr_w_type_spellstart_w_r_w_rsidr_002c0e73_w_rpr_w_rfonts_w_ascii_times_new_roman_w_hansi_times_new_roman_w_cs_times_new_roman_w_sz_w_val_24_w_szcs_w_val_24_w_lang_w_val_en_us_w_rpr_w_t_defendant_w_t_w_r_w_r_w_rsidr_002c0e73_w_rsidrpr_002c0e73_w_rpr_w_rfonts_w_ascii_times_new_roman_w_hansi_times_new_roman_w_cs_times_new_roman_w_sz_w_val_24_w_szcs_w_val_24_w_lang_w_val_en_us_w_rpr_w_t_w_t_w_r_w_r_w_rsidr_002c0e73_w_rpr_w_rfonts_w_ascii_times_new_roman_w_hansi_times_new_roman_w_cs_times_new_roman_w_sz_w_val_24_w_szcs_w_val_24_w_lang_w_val_en_us_w_rpr_w_t_registration_w_t_w_r_w_r_w_rsidr_002c0e73_w_rsidrpr_002c0e73_w_rpr_w_rfonts_w_ascii_times_new_roman_w_hansi_times_new_roman_w_cs_times_new_roman_w_sz_w_val_24_w_szcs_w_val_24_w_lang_w_val_en_us_w_rpr_w_t_w_t_w_r_w_r_w_rsidr_002c0e73_w_rpr_w_rfonts_w_ascii_times_new_roman_w_hansi_times_new_roman_w_cs_times_new_roman_w_sz_w_val_24_w_szcs_w_val_24_w_lang_w_val_en_us_w_rpr_w_t_address_w_t_w_r_w_prooferr_w_type_spellend_w_r_w_rsidr_002c0e73_w_rpr_w_rfonts_w_ascii_times_new_roman_w_hansi_times_new_roman_w_cs_times_new_roman_w_sz_w_val_24_w_szcs_w_val_24_w_lang_w_val_en_us_w_rpr_w_t_xml_space_preserve }}</w:t>
+        <w:t xml:space="preserve">{{ defendant_registration_address }}</w:t>
       </w:r>
     </w:p>
     <w:p>
@@ -283,7 +282,7 @@
           <w:sz w:val="24"/>
           <w:szCs w:val="24"/>
         </w:rPr>
-        <w:t xml:space="preserve">{{ w_t_w_r_w_r_w_rpr_w_rfonts_w_ascii_times_new_roman_w_hansi_times_new_roman_w_cs_times_new_roman_w_sz_w_val_24_w_szcs_w_val_24_w_lang_w_val_en_us_w_rpr_w_t_passport_w_t_w_r_w_r_w_rsidrpr_00cd328c_w_rpr_w_rfonts_w_ascii_times_new_roman_w_hansi_times_new_roman_w_cs_times_new_roman_w_sz_w_val_24_w_szcs_w_val_24_w_rpr_w_t_w_t_w_r_w_r_w_rpr_w_rfonts_w_ascii_times_new_roman_w_hansi_times_new_roman_w_cs_times_new_roman_w_sz_w_val_24_w_szcs_w_val_24_w_lang_w_val_en_us_w_rpr_w_t_defendant_w_t_w_r_w_r_w_rsidrpr_00cd328c_w_rpr_w_rfonts_w_ascii_times_new_roman_w_hansi_times_new_roman_w_cs_times_new_roman_w_sz_w_val_24_w_szcs_w_val_24_w_rpr_w_t_xml_space_preserve }}</w:t>
+        <w:t xml:space="preserve">{{ passport_defendant }}</w:t>
       </w:r>
     </w:p>
     <w:p>
@@ -335,7 +334,7 @@
           <w:sz w:val="24"/>
           <w:szCs w:val="24"/>
         </w:rPr>
-        <w:t xml:space="preserve">{{ w_t_w_r_w_r_w_rsidr_002c0e73_w_rpr_w_rfonts_w_ascii_times_new_roman_w_hansi_times_new_roman_w_cs_times_new_roman_w_sz_w_val_24_w_szcs_w_val_24_w_lang_w_val_en_us_w_rpr_w_t_plaintiff_w_t_w_r_w_r_w_rsidr_002c0e73_w_rsidrpr_002c0e73_w_rpr_w_rfonts_w_ascii_times_new_roman_w_hansi_times_new_roman_w_cs_times_new_roman_w_sz_w_val_24_w_szcs_w_val_24_w_rpr_w_t_xml_space_preserve }}</w:t>
+        <w:t xml:space="preserve">{{ plaintiff }}</w:t>
       </w:r>
       <w:r>
         <w:rPr>
@@ -367,7 +366,7 @@
           <w:sz w:val="24"/>
           <w:szCs w:val="24"/>
         </w:rPr>
-        <w:t xml:space="preserve">{{ w_t_w_r_w_r_w_rsidr_002c0e73_w_rpr_w_rfonts_w_ascii_times_new_roman_w_hansi_times_new_roman_w_cs_times_new_roman_w_sz_w_val_24_w_szcs_w_val_24_w_lang_w_val_en_us_w_rpr_w_t_married_w_t_w_r_w_r_w_rsidr_002c0e73_w_rsidrpr_002c0e73_w_rpr_w_rfonts_w_ascii_times_new_roman_w_hansi_times_new_roman_w_cs_times_new_roman_w_sz_w_val_24_w_szcs_w_val_24_w_rpr_w_t_w_t_w_r_w_r_w_rsidr_002c0e73_w_rpr_w_rfonts_w_ascii_times_new_roman_w_hansi_times_new_roman_w_cs_times_new_roman_w_sz_w_val_24_w_szcs_w_val_24_w_lang_w_val_en_us_w_rpr_w_t_to_w_t_w_r_w_r_w_rsidr_002c0e73_w_rsidrpr_002c0e73_w_rpr_w_rfonts_w_ascii_times_new_roman_w_hansi_times_new_roman_w_cs_times_new_roman_w_sz_w_val_24_w_szcs_w_val_24_w_rpr_w_t_xml_space_preserve }} </w:t>
+        <w:t xml:space="preserve">{{ married_to }} </w:t>
       </w:r>
       <w:r>
         <w:rPr>
@@ -391,7 +390,7 @@
           <w:sz w:val="24"/>
           <w:szCs w:val="24"/>
         </w:rPr>
-        <w:t xml:space="preserve">{{ w_t_w_r_w_prooferr_w_type_spellstart_w_r_w_rsidr_002c0e73_w_rpr_w_rfonts_w_ascii_times_new_roman_w_hansi_times_new_roman_w_cs_times_new_roman_w_sz_w_val_24_w_szcs_w_val_24_w_lang_w_val_en_us_w_rpr_w_t_mattied_w_t_w_r_w_prooferr_w_type_spellend_w_r_w_rsidr_002c0e73_w_rsidrpr_002c0e73_w_rpr_w_rfonts_w_ascii_times_new_roman_w_hansi_times_new_roman_w_cs_times_new_roman_w_sz_w_val_24_w_szcs_w_val_24_w_rpr_w_t_w_t_w_r_w_r_w_rsidr_002c0e73_w_rpr_w_rfonts_w_ascii_times_new_roman_w_hansi_times_new_roman_w_cs_times_new_roman_w_sz_w_val_24_w_szcs_w_val_24_w_lang_w_val_en_us_w_rpr_w_t_until_w_t_w_r_w_r_w_rsidr_002c0e73_w_rsidrpr_002c0e73_w_rpr_w_rfonts_w_ascii_times_new_roman_w_hansi_times_new_roman_w_cs_times_new_roman_w_sz_w_val_24_w_szcs_w_val_24_w_rpr_w_t_xml_space_preserve }}</w:t>
+        <w:t xml:space="preserve">{{ mattied_until }}</w:t>
       </w:r>
       <w:r>
         <w:rPr>
@@ -471,7 +470,7 @@
           <w:sz w:val="24"/>
           <w:szCs w:val="24"/>
         </w:rPr>
-        <w:t xml:space="preserve">{{ w_t_w_r_w_r_w_rsidr_002c0e73_w_rpr_w_rfonts_w_ascii_times_new_roman_w_hansi_times_new_roman_w_cs_times_new_roman_w_sz_w_val_24_w_szcs_w_val_24_w_lang_w_val_en_us_w_rpr_w_t_defendant_w_t_w_r_w_r_w_rsidr_002c0e73_w_rsidrpr_002c0e73_w_rpr_w_rfonts_w_ascii_times_new_roman_w_hansi_times_new_roman_w_cs_times_new_roman_w_sz_w_val_24_w_szcs_w_val_24_w_rpr_w_t_w_t_w_r_w_r_w_rsidr_002c0e73_w_rpr_w_rfonts_w_ascii_times_new_roman_w_hansi_times_new_roman_w_cs_times_new_roman_w_sz_w_val_24_w_szcs_w_val_24_w_lang_w_val_en_us_w_rpr_w_t_t_w_t_w_r_w_r_w_rsidr_00cd328c_w_rpr_w_rfonts_w_ascii_times_new_roman_w_hansi_times_new_roman_w_cs_times_new_roman_w_sz_w_val_24_w_szcs_w_val_24_w_lang_w_val_en_us_w_rpr_w_t_ext_w_t_w_r_w_r_w_rsidr_00cd328c_w_rsidrpr_00cd328c_w_rpr_w_rfonts_w_ascii_times_new_roman_w_hansi_times_new_roman_w_cs_times_new_roman_w_sz_w_val_24_w_szcs_w_val_24_w_rpr_w_t_w_t_w_r_w_r_w_rsidr_00cd328c_w_rpr_w_rfonts_w_ascii_times_new_roman_w_hansi_times_new_roman_w_cs_times_new_roman_w_sz_w_val_24_w_szcs_w_val_24_w_lang_w_val_en_us_w_rpr_w_t_with_w_t_w_r_w_r_w_rsidr_002c0e73_w_rsidrpr_002c0e73_w_rpr_w_rfonts_w_ascii_times_new_roman_w_hansi_times_new_roman_w_cs_times_new_roman_w_sz_w_val_24_w_szcs_w_val_24_w_rpr_w_t_xml_space_preserve }}</w:t>
+        <w:t xml:space="preserve">{{ defendant_text_with }}</w:t>
       </w:r>
       <w:r>
         <w:rPr>
@@ -487,7 +486,7 @@
           <w:sz w:val="24"/>
           <w:szCs w:val="24"/>
         </w:rPr>
-        <w:t xml:space="preserve"> {{ w_t_w_r_w_prooferr_w_type_spellstart_w_r_w_rsidr_002c0e73_w_rpr_w_rfonts_w_ascii_times_new_roman_w_hansi_times_new_roman_w_cs_times_new_roman_w_sz_w_val_24_w_szcs_w_val_24_w_lang_w_val_en_us_w_rpr_w_t_defails_w_t_w_r_w_prooferr_w_type_spellend_w_r_w_rsidr_002c0e73_w_rsidrpr_002c0e73_w_rpr_w_rfonts_w_ascii_times_new_roman_w_hansi_times_new_roman_w_cs_times_new_roman_w_sz_w_val_24_w_szcs_w_val_24_w_rpr_w_t_xml_space_preserve }}</w:t>
+        <w:t xml:space="preserve"> {{ defails }}</w:t>
       </w:r>
       <w:r>
         <w:rPr>
@@ -524,15 +523,14 @@
         </w:rPr>
         <w:t xml:space="preserve"> </w:t>
       </w:r>
-      <w:proofErr w:type="gramStart"/>
-      <w:r>
-        <w:rPr>
-          <w:rFonts w:ascii="Times New Roman" w:hAnsi="Times New Roman" w:cs="Times New Roman"/>
-          <w:sz w:val="24"/>
-          <w:szCs w:val="24"/>
-          <w:lang w:val="en-US"/>
-        </w:rPr>
-        <w:t>{{ w_t_w_r_w_r_w_rsidr_002c0e73_w_rsidrpr_00cd328c_w_rpr_w_rfonts_w_ascii_times_new_roman_w_hansi_times_new_roman_w_cs_times_new_roman_w_sz_w_val_24_w_szcs_w_val_24_w_lang_w_val_en_us_w_rpr_w_t_xml_space_preserve_w_t_w_r_w_prooferr_w_type_spellstart_w_r_w_rsidr_002c0e73_w_rsidrpr_00cd328c_w_rpr_w_rfonts_w_ascii_times_new_roman_w_hansi_times_new_roman_w_cs_times_new_roman_w_sz_w_val_24_w_szcs_w_val_24_w_lang_w_val_en_us_w_rpr_w_t_reasons_w_t_w_r_w_prooferr_w_type_gramend_w_r_w_rsidr_002c0e73_w_rsidrpr_00cd328c_w_rpr_w_rfonts_w_ascii_times_new_roman_w_hansi_times_new_roman_w_cs_times_new_roman_w_sz_w_val_24_w_szcs_w_val_24_w_lang_w_val_en_us_w_rpr_w_t_for_the_requirement_w_t_w_r_w_prooferr_w_type_spellend_w_r_w_rsidr_002c0e73_w_rpr_w_rfonts_w_ascii_times_new_roman_w_hansi_times_new_roman_w_cs_times_new_roman_w_sz_w_val_24_w_szcs_w_val_24_w_lang_w_val_en_us_w_rpr_w_t_xml_space_preserve }}</w:t>
+      <w:r>
+        <w:rPr>
+          <w:rFonts w:ascii="Times New Roman" w:hAnsi="Times New Roman" w:cs="Times New Roman"/>
+          <w:sz w:val="24"/>
+          <w:szCs w:val="24"/>
+          <w:lang w:val="en-US"/>
+        </w:rPr>
+        <w:t>{{ reasons_for_the_requirement }}</w:t>
       </w:r>
       <w:r>
         <w:rPr>
@@ -686,7 +684,7 @@
           <w:sz w:val="24"/>
           <w:szCs w:val="24"/>
         </w:rPr>
-        <w:t xml:space="preserve">{{ w_t_w_r_w_r_w_rsidr_002c0e73_w_rpr_w_rfonts_w_ascii_times_new_roman_w_hansi_times_new_roman_w_cs_times_new_roman_w_sz_w_val_24_w_szcs_w_val_24_w_lang_w_val_en_us_w_rpr_w_t_defendant_w_t_w_r_w_r_w_rsidr_002c0e73_w_rsidrpr_002c0e73_w_rpr_w_rfonts_w_ascii_times_new_roman_w_hansi_times_new_roman_w_cs_times_new_roman_w_sz_w_val_24_w_szcs_w_val_24_w_rpr_w_t_w_t_w_r_w_r_w_rsidr_00cd328c_w_rpr_w_rfonts_w_ascii_times_new_roman_w_hansi_times_new_roman_w_cs_times_new_roman_w_sz_w_val_24_w_szcs_w_val_24_w_lang_w_val_en_us_w_rpr_w_t_text_w_t_w_r_w_r_w_rsidr_002c0e73_w_rsidrpr_002c0e73_w_rpr_w_rfonts_w_ascii_times_new_roman_w_hansi_times_new_roman_w_cs_times_new_roman_w_sz_w_val_24_w_szcs_w_val_24_w_rpr_w_t_xml_space_preserve }}</w:t>
+        <w:t xml:space="preserve">{{ defendant_text }}</w:t>
       </w:r>
       <w:r>
         <w:rPr>
@@ -702,7 +700,7 @@
           <w:sz w:val="24"/>
           <w:szCs w:val="24"/>
         </w:rPr>
-        <w:t xml:space="preserve">{{ w_t_w_r_w_r_w_rsidr_002c0e73_w_rpr_w_rfonts_w_ascii_times_new_roman_w_hansi_times_new_roman_w_cs_times_new_roman_w_sz_w_val_24_w_szcs_w_val_24_w_lang_w_val_en_us_w_rpr_w_t_price_w_t_w_r_w_r_w_rsidr_002c0e73_w_rsidrpr_002c0e73_w_rpr_w_rfonts_w_ascii_times_new_roman_w_hansi_times_new_roman_w_cs_times_new_roman_w_sz_w_val_24_w_szcs_w_val_24_w_rpr_w_t_xml_space_preserve }}</w:t>
+        <w:t xml:space="preserve">{{ price }}</w:t>
       </w:r>
       <w:r>
         <w:rPr>
@@ -718,7 +716,7 @@
           <w:sz w:val="24"/>
           <w:szCs w:val="24"/>
         </w:rPr>
-        <w:t xml:space="preserve"> {{ w_t_w_r_w_r_w_rsidr_002c0e73_w_rpr_w_rfonts_w_ascii_times_new_roman_w_hansi_times_new_roman_w_cs_times_new_roman_w_sz_w_val_24_w_szcs_w_val_24_w_lang_w_val_en_us_w_rpr_w_t_plaintiff_w_t_w_r_w_r_w_rsidr_002c0e73_w_rsidrpr_002c0e73_w_rpr_w_rfonts_w_ascii_times_new_roman_w_hansi_times_new_roman_w_cs_times_new_roman_w_sz_w_val_24_w_szcs_w_val_24_w_rpr_w_t_w_t_w_r_w_r_w_rsidr_00cd328c_w_rpr_w_rfonts_w_ascii_times_new_roman_w_hansi_times_new_roman_w_cs_times_new_roman_w_sz_w_val_24_w_szcs_w_val_24_w_lang_w_val_en_us_w_rpr_w_t_text_w_t_w_r_w_r_w_rsidr_002c0e73_w_rsidrpr_002c0e73_w_rpr_w_rfonts_w_ascii_times_new_roman_w_hansi_times_new_roman_w_cs_times_new_roman_w_sz_w_val_24_w_szcs_w_val_24_w_rpr_w_t_xml_space_preserve }}</w:t>
+        <w:t xml:space="preserve"> {{ plaintiff_text }}</w:t>
       </w:r>
       <w:r>
         <w:rPr>
@@ -766,7 +764,7 @@
           <w:szCs w:val="24"/>
           <w:lang w:val="en-US"/>
         </w:rPr>
-        <w:t xml:space="preserve">{{ w_t_w_r_w_r_w_rsidr_00cd328c_w_rpr_w_rfonts_w_ascii_times_new_roman_w_hansi_times_new_roman_w_cs_times_new_roman_w_i_w_ics_w_sz_w_val_24_w_szcs_w_val_24_w_lang_w_val_en_us_w_rpr_w_t_signature_w_t_w_r_w_r_w_rpr_w_rfonts_w_ascii_times_new_roman_w_hansi_times_new_roman_w_cs_times_new_roman_w_i_w_ics_w_sz_w_val_24_w_szcs_w_val_24_w_lang_w_val_en_us_w_rpr_w_t_xml_space_preserve }}</w:t>
+        <w:t xml:space="preserve">{{ signature }}</w:t>
       </w:r>
       <w:r>
         <w:rPr>
